--- a/Word/Module 2/DOCX/Exercices/M2_04_Exercice_Illustrations.docx
+++ b/Word/Module 2/DOCX/Exercices/M2_04_Exercice_Illustrations.docx
@@ -7,7 +7,7 @@
         <w:pStyle w:val="Title"/>
       </w:pPr>
       <w:r>
-        <w:t>Integrer des illustrations</w:t>
+        <w:t>Intégrer des illustrations</w:t>
       </w:r>
     </w:p>
     <w:p>
@@ -15,7 +15,7 @@
         <w:rPr>
           <w:i/>
         </w:rPr>
-        <w:t>Consigne : inserez et habillez une image (habillage carre), creez un texte WordArt pour le titre, inserez un diagramme SmartArt (processus en 3 etapes), collez un tableau ou un graphique Excel (collage avec liaison), inserez un symbole et une equation, puis maitrisez le positionnement des objets.</w:t>
+        <w:t>Consigne : insérez et habillez une image (habillage carré), créez un texte WordArt pour le titre, insérez un diagramme SmartArt (processus en 3 étapes), collez un tableau ou un graphique Excel (collage avec liaison), insérez un symbole et une équation, puis maîtrisez le positionnement des objets.</w:t>
       </w:r>
     </w:p>
     <w:p>
@@ -23,12 +23,12 @@
         <w:pStyle w:val="Heading1"/>
       </w:pPr>
       <w:r>
-        <w:t>Processus a illustrer en SmartArt</w:t>
+        <w:t>Processus à illustrer en SmartArt</w:t>
       </w:r>
     </w:p>
     <w:p>
       <w:r>
-        <w:t>Demande -&gt; Validation -&gt; Mise en oeuvre</w:t>
+        <w:t>Demande -&gt; Validation -&gt; Mise en œuvre</w:t>
       </w:r>
     </w:p>
     <w:p>
@@ -49,12 +49,12 @@
         <w:pStyle w:val="Heading1"/>
       </w:pPr>
       <w:r>
-        <w:t>Zone pour l'equation</w:t>
+        <w:t>Zone pour l'équation</w:t>
       </w:r>
     </w:p>
     <w:p>
       <w:r>
-        <w:t>Inserez une equation, par exemple une moyenne ou un pourcentage.</w:t>
+        <w:t>Insérez une équation, par exemple une moyenne ou un pourcentage.</w:t>
       </w:r>
     </w:p>
     <w:sectPr>
